--- a/downloads/teacher/04 Units/Unit 02 - Individual Growth and Life Readiness - Me, My Goals, My Money/Lesson 02.13 - The Skittles Market Game and Money Basics Quiz.docx
+++ b/downloads/teacher/04 Units/Unit 02 - Individual Growth and Life Readiness - Me, My Goals, My Money/Lesson 02.13 - The Skittles Market Game and Money Basics Quiz.docx
@@ -250,28 +250,46 @@
       <w:r>
         <w:t xml:space="preserve">By the end of this lesson, students will be able to:</w:t>
       </w:r>
-      <w:r>
-        <w:t xml:space="preserve"> </w:t>
-      </w:r>
-      <w:r>
-        <w:t xml:space="preserve">1. (Low) After the game, define a transaction fee and name four fees people pay in real life (ATM, transfer, subscription, commission).</w:t>
-      </w:r>
-      <w:r>
-        <w:t xml:space="preserve"> </w:t>
-      </w:r>
-      <w:r>
-        <w:t xml:space="preserve">2. (Mid) Using the trade ledger, compute how many Skittles the player paid in fees, how many the house collected from the room, and explain why the total in the room went down while the house went up.</w:t>
-      </w:r>
-      <w:r>
-        <w:t xml:space="preserve"> </w:t>
-      </w:r>
-      <w:r>
-        <w:t xml:space="preserve">3. (High) Given the three rounds (a fee per trade, a higher fee, a membership fee with free trades), evaluate which fee structure was the best deal for a heavy trader and for a light trader, and apply that judgment to one real choice (a bank account with a monthly fee versus one that charges per transaction).</w:t>
-      </w:r>
-    </w:p>
-    <w:p>
-      <w:pPr>
-        <w:pStyle w:val="BodyText"/>
+    </w:p>
+    <w:p>
+      <w:pPr>
+        <w:numPr>
+          <w:ilvl w:val="0"/>
+          <w:numId w:val="1002"/>
+        </w:numPr>
+        <w:pStyle w:val="Compact"/>
+      </w:pPr>
+      <w:r>
+        <w:t xml:space="preserve">(Low) After the game, define a transaction fee and name four fees people pay in real life (ATM, transfer, subscription, commission).</w:t>
+      </w:r>
+    </w:p>
+    <w:p>
+      <w:pPr>
+        <w:numPr>
+          <w:ilvl w:val="0"/>
+          <w:numId w:val="1002"/>
+        </w:numPr>
+        <w:pStyle w:val="Compact"/>
+      </w:pPr>
+      <w:r>
+        <w:t xml:space="preserve">(Mid) Using the trade ledger, compute how many Skittles the player paid in fees, how many the house collected from the room, and explain why the total in the room went down while the house went up.</w:t>
+      </w:r>
+    </w:p>
+    <w:p>
+      <w:pPr>
+        <w:numPr>
+          <w:ilvl w:val="0"/>
+          <w:numId w:val="1002"/>
+        </w:numPr>
+        <w:pStyle w:val="Compact"/>
+      </w:pPr>
+      <w:r>
+        <w:t xml:space="preserve">(High) Given the three rounds (a fee per trade, a higher fee, a membership fee with free trades), evaluate which fee structure was the best deal for a heavy trader and for a light trader, and apply that judgment to one real choice (a bank account with a monthly fee versus one that charges per transaction).</w:t>
+      </w:r>
+    </w:p>
+    <w:p>
+      <w:pPr>
+        <w:pStyle w:val="FirstParagraph"/>
       </w:pPr>
       <w:r>
         <w:t xml:space="preserve">The Money Basics Quiz assesses the objectives of Lessons 2.7 to 2.12; see</w:t>
@@ -342,7 +360,7 @@
       <w:pPr>
         <w:numPr>
           <w:ilvl w:val="0"/>
-          <w:numId w:val="1002"/>
+          <w:numId w:val="1003"/>
         </w:numPr>
         <w:pStyle w:val="Compact"/>
       </w:pPr>
@@ -363,7 +381,7 @@
       <w:pPr>
         <w:numPr>
           <w:ilvl w:val="0"/>
-          <w:numId w:val="1002"/>
+          <w:numId w:val="1003"/>
         </w:numPr>
         <w:pStyle w:val="Compact"/>
       </w:pPr>
@@ -375,7 +393,7 @@
       <w:pPr>
         <w:numPr>
           <w:ilvl w:val="0"/>
-          <w:numId w:val="1002"/>
+          <w:numId w:val="1003"/>
         </w:numPr>
         <w:pStyle w:val="Compact"/>
       </w:pPr>
@@ -420,7 +438,7 @@
       <w:pPr>
         <w:numPr>
           <w:ilvl w:val="0"/>
-          <w:numId w:val="1002"/>
+          <w:numId w:val="1003"/>
         </w:numPr>
         <w:pStyle w:val="Compact"/>
       </w:pPr>
@@ -432,7 +450,7 @@
       <w:pPr>
         <w:numPr>
           <w:ilvl w:val="0"/>
-          <w:numId w:val="1002"/>
+          <w:numId w:val="1003"/>
         </w:numPr>
         <w:pStyle w:val="Compact"/>
       </w:pPr>
@@ -444,7 +462,7 @@
       <w:pPr>
         <w:numPr>
           <w:ilvl w:val="0"/>
-          <w:numId w:val="1002"/>
+          <w:numId w:val="1003"/>
         </w:numPr>
         <w:pStyle w:val="Compact"/>
       </w:pPr>
@@ -468,7 +486,7 @@
       <w:pPr>
         <w:numPr>
           <w:ilvl w:val="0"/>
-          <w:numId w:val="1002"/>
+          <w:numId w:val="1003"/>
         </w:numPr>
         <w:pStyle w:val="Compact"/>
       </w:pPr>
@@ -489,7 +507,7 @@
       <w:pPr>
         <w:numPr>
           <w:ilvl w:val="0"/>
-          <w:numId w:val="1002"/>
+          <w:numId w:val="1003"/>
         </w:numPr>
         <w:pStyle w:val="Compact"/>
       </w:pPr>
@@ -510,7 +528,7 @@
       <w:pPr>
         <w:numPr>
           <w:ilvl w:val="0"/>
-          <w:numId w:val="1002"/>
+          <w:numId w:val="1003"/>
         </w:numPr>
         <w:pStyle w:val="Compact"/>
       </w:pPr>
@@ -522,7 +540,7 @@
       <w:pPr>
         <w:numPr>
           <w:ilvl w:val="0"/>
-          <w:numId w:val="1002"/>
+          <w:numId w:val="1003"/>
         </w:numPr>
         <w:pStyle w:val="Compact"/>
       </w:pPr>
@@ -1121,49 +1139,85 @@
       <w:r>
         <w:t xml:space="preserve">Monitor understanding:</w:t>
       </w:r>
-      <w:r>
-        <w:t xml:space="preserve"> </w:t>
-      </w:r>
-      <w:r>
-        <w:t xml:space="preserve">- What is a fee? Who paid one today, and who collected?</w:t>
-      </w:r>
-      <w:r>
-        <w:t xml:space="preserve"> </w:t>
-      </w:r>
-      <w:r>
-        <w:t xml:space="preserve">- The house took one Skittle per trader in Round 1. If 20 trades happened, how many Skittles did the house get?</w:t>
-      </w:r>
-      <w:r>
-        <w:t xml:space="preserve"> </w:t>
-      </w:r>
-      <w:r>
-        <w:t xml:space="preserve">- Did the house ever risk losing a Skittle?</w:t>
-      </w:r>
-    </w:p>
-    <w:p>
-      <w:pPr>
-        <w:pStyle w:val="BodyText"/>
+    </w:p>
+    <w:p>
+      <w:pPr>
+        <w:numPr>
+          <w:ilvl w:val="0"/>
+          <w:numId w:val="1004"/>
+        </w:numPr>
+        <w:pStyle w:val="Compact"/>
+      </w:pPr>
+      <w:r>
+        <w:t xml:space="preserve">What is a fee? Who paid one today, and who collected?</w:t>
+      </w:r>
+    </w:p>
+    <w:p>
+      <w:pPr>
+        <w:numPr>
+          <w:ilvl w:val="0"/>
+          <w:numId w:val="1004"/>
+        </w:numPr>
+        <w:pStyle w:val="Compact"/>
+      </w:pPr>
+      <w:r>
+        <w:t xml:space="preserve">The house took one Skittle per trader in Round 1. If 20 trades happened, how many Skittles did the house get?</w:t>
+      </w:r>
+    </w:p>
+    <w:p>
+      <w:pPr>
+        <w:numPr>
+          <w:ilvl w:val="0"/>
+          <w:numId w:val="1004"/>
+        </w:numPr>
+        <w:pStyle w:val="Compact"/>
+      </w:pPr>
+      <w:r>
+        <w:t xml:space="preserve">Did the house ever risk losing a Skittle?</w:t>
+      </w:r>
+    </w:p>
+    <w:p>
+      <w:pPr>
+        <w:pStyle w:val="FirstParagraph"/>
       </w:pPr>
       <w:r>
         <w:t xml:space="preserve">Deepen learning:</w:t>
       </w:r>
-      <w:r>
-        <w:t xml:space="preserve"> </w:t>
-      </w:r>
-      <w:r>
-        <w:t xml:space="preserve">- Round 2’s fee doubled. Did people trade more or less? What does that tell you about fees and behavior?</w:t>
-      </w:r>
-      <w:r>
-        <w:t xml:space="preserve"> </w:t>
-      </w:r>
-      <w:r>
-        <w:t xml:space="preserve">- In Round 3 you paid three up front and traded free. Who won with that plan, and who wasted three Skittles? What is the real-life version (a bank account with a monthly fee and free transactions, or a warehouse club membership)?</w:t>
-      </w:r>
-      <w:r>
-        <w:t xml:space="preserve"> </w:t>
-      </w:r>
-      <w:r>
-        <w:t xml:space="preserve">- A trading app says</w:t>
+    </w:p>
+    <w:p>
+      <w:pPr>
+        <w:numPr>
+          <w:ilvl w:val="0"/>
+          <w:numId w:val="1005"/>
+        </w:numPr>
+        <w:pStyle w:val="Compact"/>
+      </w:pPr>
+      <w:r>
+        <w:t xml:space="preserve">Round 2’s fee doubled. Did people trade more or less? What does that tell you about fees and behavior?</w:t>
+      </w:r>
+    </w:p>
+    <w:p>
+      <w:pPr>
+        <w:numPr>
+          <w:ilvl w:val="0"/>
+          <w:numId w:val="1005"/>
+        </w:numPr>
+        <w:pStyle w:val="Compact"/>
+      </w:pPr>
+      <w:r>
+        <w:t xml:space="preserve">In Round 3 you paid three up front and traded free. Who won with that plan, and who wasted three Skittles? What is the real-life version (a bank account with a monthly fee and free transactions, or a warehouse club membership)?</w:t>
+      </w:r>
+    </w:p>
+    <w:p>
+      <w:pPr>
+        <w:numPr>
+          <w:ilvl w:val="0"/>
+          <w:numId w:val="1005"/>
+        </w:numPr>
+        <w:pStyle w:val="Compact"/>
+      </w:pPr>
+      <w:r>
+        <w:t xml:space="preserve">A trading app says</w:t>
       </w:r>
       <w:r>
         <w:t xml:space="preserve"> </w:t>
@@ -1288,7 +1342,7 @@
       <w:pPr>
         <w:numPr>
           <w:ilvl w:val="0"/>
-          <w:numId w:val="1003"/>
+          <w:numId w:val="1006"/>
         </w:numPr>
         <w:pStyle w:val="Compact"/>
       </w:pPr>
@@ -1339,7 +1393,7 @@
       <w:pPr>
         <w:numPr>
           <w:ilvl w:val="0"/>
-          <w:numId w:val="1003"/>
+          <w:numId w:val="1006"/>
         </w:numPr>
         <w:pStyle w:val="Compact"/>
       </w:pPr>
@@ -1351,7 +1405,7 @@
       <w:pPr>
         <w:numPr>
           <w:ilvl w:val="0"/>
-          <w:numId w:val="1003"/>
+          <w:numId w:val="1006"/>
         </w:numPr>
         <w:pStyle w:val="Compact"/>
       </w:pPr>
@@ -1363,7 +1417,7 @@
       <w:pPr>
         <w:numPr>
           <w:ilvl w:val="0"/>
-          <w:numId w:val="1003"/>
+          <w:numId w:val="1006"/>
         </w:numPr>
         <w:pStyle w:val="Compact"/>
       </w:pPr>
@@ -1375,7 +1429,7 @@
       <w:pPr>
         <w:numPr>
           <w:ilvl w:val="0"/>
-          <w:numId w:val="1003"/>
+          <w:numId w:val="1006"/>
         </w:numPr>
         <w:pStyle w:val="Compact"/>
       </w:pPr>
@@ -1387,7 +1441,7 @@
       <w:pPr>
         <w:numPr>
           <w:ilvl w:val="0"/>
-          <w:numId w:val="1003"/>
+          <w:numId w:val="1006"/>
         </w:numPr>
         <w:pStyle w:val="Compact"/>
       </w:pPr>
@@ -1764,7 +1818,7 @@
       <w:pPr>
         <w:numPr>
           <w:ilvl w:val="0"/>
-          <w:numId w:val="1004"/>
+          <w:numId w:val="1007"/>
         </w:numPr>
         <w:pStyle w:val="Compact"/>
       </w:pPr>
@@ -1788,7 +1842,7 @@
       <w:pPr>
         <w:numPr>
           <w:ilvl w:val="0"/>
-          <w:numId w:val="1004"/>
+          <w:numId w:val="1007"/>
         </w:numPr>
         <w:pStyle w:val="Compact"/>
       </w:pPr>
@@ -1800,7 +1854,7 @@
       <w:pPr>
         <w:numPr>
           <w:ilvl w:val="0"/>
-          <w:numId w:val="1004"/>
+          <w:numId w:val="1007"/>
         </w:numPr>
         <w:pStyle w:val="Compact"/>
       </w:pPr>
@@ -1824,7 +1878,7 @@
       <w:pPr>
         <w:numPr>
           <w:ilvl w:val="0"/>
-          <w:numId w:val="1004"/>
+          <w:numId w:val="1007"/>
         </w:numPr>
         <w:pStyle w:val="Compact"/>
       </w:pPr>
@@ -1836,7 +1890,7 @@
       <w:pPr>
         <w:numPr>
           <w:ilvl w:val="0"/>
-          <w:numId w:val="1004"/>
+          <w:numId w:val="1007"/>
         </w:numPr>
         <w:pStyle w:val="Compact"/>
       </w:pPr>
@@ -1848,7 +1902,7 @@
       <w:pPr>
         <w:numPr>
           <w:ilvl w:val="0"/>
-          <w:numId w:val="1004"/>
+          <w:numId w:val="1007"/>
         </w:numPr>
         <w:pStyle w:val="Compact"/>
       </w:pPr>
@@ -1903,7 +1957,7 @@
       <w:pPr>
         <w:numPr>
           <w:ilvl w:val="0"/>
-          <w:numId w:val="1005"/>
+          <w:numId w:val="1008"/>
         </w:numPr>
         <w:pStyle w:val="Compact"/>
       </w:pPr>
@@ -1945,7 +1999,7 @@
       <w:pPr>
         <w:numPr>
           <w:ilvl w:val="0"/>
-          <w:numId w:val="1005"/>
+          <w:numId w:val="1008"/>
         </w:numPr>
         <w:pStyle w:val="Compact"/>
       </w:pPr>
@@ -1957,7 +2011,7 @@
       <w:pPr>
         <w:numPr>
           <w:ilvl w:val="0"/>
-          <w:numId w:val="1005"/>
+          <w:numId w:val="1008"/>
         </w:numPr>
         <w:pStyle w:val="Compact"/>
       </w:pPr>
@@ -1981,7 +2035,7 @@
       <w:pPr>
         <w:numPr>
           <w:ilvl w:val="0"/>
-          <w:numId w:val="1005"/>
+          <w:numId w:val="1008"/>
         </w:numPr>
         <w:pStyle w:val="Compact"/>
       </w:pPr>
@@ -1993,7 +2047,7 @@
       <w:pPr>
         <w:numPr>
           <w:ilvl w:val="0"/>
-          <w:numId w:val="1005"/>
+          <w:numId w:val="1008"/>
         </w:numPr>
         <w:pStyle w:val="Compact"/>
       </w:pPr>
@@ -2023,7 +2077,7 @@
       <w:pPr>
         <w:numPr>
           <w:ilvl w:val="0"/>
-          <w:numId w:val="1005"/>
+          <w:numId w:val="1008"/>
         </w:numPr>
         <w:pStyle w:val="Compact"/>
       </w:pPr>
@@ -2035,7 +2089,7 @@
       <w:pPr>
         <w:numPr>
           <w:ilvl w:val="0"/>
-          <w:numId w:val="1005"/>
+          <w:numId w:val="1008"/>
         </w:numPr>
         <w:pStyle w:val="Compact"/>
       </w:pPr>
@@ -2367,6 +2421,118 @@
       </w:pPr>
     </w:lvl>
   </w:abstractNum>
+  <w:abstractNum w:abstractNumId="99411">
+    <w:nsid w:val="71315dca"/>
+    <w:multiLevelType w:val="multilevel"/>
+    <w:lvl w:ilvl="0">
+      <w:start w:val="1"/>
+      <w:numFmt w:val="decimal"/>
+      <w:lvlText w:val="%1."/>
+      <w:lvlJc w:val="left"/>
+      <w:pPr>
+        <w:tabs>
+          <w:tab w:val="num" w:pos="0"/>
+        </w:tabs>
+        <w:ind w:left="480" w:hanging="480"/>
+      </w:pPr>
+    </w:lvl>
+    <w:lvl w:ilvl="1">
+      <w:start w:val="1"/>
+      <w:numFmt w:val="decimal"/>
+      <w:lvlText w:val="%2."/>
+      <w:lvlJc w:val="left"/>
+      <w:pPr>
+        <w:tabs>
+          <w:tab w:val="num" w:pos="720"/>
+        </w:tabs>
+        <w:ind w:left="1200" w:hanging="480"/>
+      </w:pPr>
+    </w:lvl>
+    <w:lvl w:ilvl="2">
+      <w:start w:val="1"/>
+      <w:numFmt w:val="decimal"/>
+      <w:lvlText w:val="%3."/>
+      <w:lvlJc w:val="left"/>
+      <w:pPr>
+        <w:tabs>
+          <w:tab w:val="num" w:pos="1440"/>
+        </w:tabs>
+        <w:ind w:left="1920" w:hanging="480"/>
+      </w:pPr>
+    </w:lvl>
+    <w:lvl w:ilvl="3">
+      <w:start w:val="1"/>
+      <w:numFmt w:val="decimal"/>
+      <w:lvlText w:val="%4."/>
+      <w:lvlJc w:val="left"/>
+      <w:pPr>
+        <w:tabs>
+          <w:tab w:val="num" w:pos="2160"/>
+        </w:tabs>
+        <w:ind w:left="2640" w:hanging="480"/>
+      </w:pPr>
+    </w:lvl>
+    <w:lvl w:ilvl="4">
+      <w:start w:val="1"/>
+      <w:numFmt w:val="decimal"/>
+      <w:lvlText w:val="%5."/>
+      <w:lvlJc w:val="left"/>
+      <w:pPr>
+        <w:tabs>
+          <w:tab w:val="num" w:pos="2880"/>
+        </w:tabs>
+        <w:ind w:left="3360" w:hanging="480"/>
+      </w:pPr>
+    </w:lvl>
+    <w:lvl w:ilvl="5">
+      <w:start w:val="1"/>
+      <w:numFmt w:val="decimal"/>
+      <w:lvlText w:val="%6."/>
+      <w:lvlJc w:val="left"/>
+      <w:pPr>
+        <w:tabs>
+          <w:tab w:val="num" w:pos="3600"/>
+        </w:tabs>
+        <w:ind w:left="4080" w:hanging="480"/>
+      </w:pPr>
+    </w:lvl>
+    <w:lvl w:ilvl="6">
+      <w:start w:val="1"/>
+      <w:numFmt w:val="decimal"/>
+      <w:lvlText w:val="%7."/>
+      <w:lvlJc w:val="left"/>
+      <w:pPr>
+        <w:tabs>
+          <w:tab w:val="num" w:pos="4320"/>
+        </w:tabs>
+        <w:ind w:left="4800" w:hanging="480"/>
+      </w:pPr>
+    </w:lvl>
+    <w:lvl w:ilvl="7">
+      <w:start w:val="1"/>
+      <w:numFmt w:val="decimal"/>
+      <w:lvlText w:val="%8."/>
+      <w:lvlJc w:val="left"/>
+      <w:pPr>
+        <w:tabs>
+          <w:tab w:val="num" w:pos="5040"/>
+        </w:tabs>
+        <w:ind w:left="5520" w:hanging="480"/>
+      </w:pPr>
+    </w:lvl>
+    <w:lvl w:ilvl="8">
+      <w:start w:val="1"/>
+      <w:numFmt w:val="decimal"/>
+      <w:lvlText w:val="%9."/>
+      <w:lvlJc w:val="left"/>
+      <w:pPr>
+        <w:tabs>
+          <w:tab w:val="num" w:pos="5760"/>
+        </w:tabs>
+        <w:ind w:left="6240" w:hanging="480"/>
+      </w:pPr>
+    </w:lvl>
+  </w:abstractNum>
   <w:num w:numId="1000">
     <w:abstractNumId w:val="990"/>
   </w:num>
@@ -2374,7 +2540,34 @@
     <w:abstractNumId w:val="991"/>
   </w:num>
   <w:num w:numId="1002">
-    <w:abstractNumId w:val="991"/>
+    <w:abstractNumId w:val="99411"/>
+    <w:lvlOverride w:ilvl="0">
+      <w:startOverride w:val="1"/>
+    </w:lvlOverride>
+    <w:lvlOverride w:ilvl="1">
+      <w:startOverride w:val="1"/>
+    </w:lvlOverride>
+    <w:lvlOverride w:ilvl="2">
+      <w:startOverride w:val="1"/>
+    </w:lvlOverride>
+    <w:lvlOverride w:ilvl="3">
+      <w:startOverride w:val="1"/>
+    </w:lvlOverride>
+    <w:lvlOverride w:ilvl="4">
+      <w:startOverride w:val="1"/>
+    </w:lvlOverride>
+    <w:lvlOverride w:ilvl="5">
+      <w:startOverride w:val="1"/>
+    </w:lvlOverride>
+    <w:lvlOverride w:ilvl="6">
+      <w:startOverride w:val="1"/>
+    </w:lvlOverride>
+    <w:lvlOverride w:ilvl="7">
+      <w:startOverride w:val="1"/>
+    </w:lvlOverride>
+    <w:lvlOverride w:ilvl="8">
+      <w:startOverride w:val="1"/>
+    </w:lvlOverride>
   </w:num>
   <w:num w:numId="1003">
     <w:abstractNumId w:val="991"/>
@@ -2383,6 +2576,15 @@
     <w:abstractNumId w:val="991"/>
   </w:num>
   <w:num w:numId="1005">
+    <w:abstractNumId w:val="991"/>
+  </w:num>
+  <w:num w:numId="1006">
+    <w:abstractNumId w:val="991"/>
+  </w:num>
+  <w:num w:numId="1007">
+    <w:abstractNumId w:val="991"/>
+  </w:num>
+  <w:num w:numId="1008">
     <w:abstractNumId w:val="991"/>
   </w:num>
 </w:numbering>

--- a/downloads/teacher/04 Units/Unit 02 - Individual Growth and Life Readiness - Me, My Goals, My Money/Lesson 02.13 - The Skittles Market Game and Money Basics Quiz.docx
+++ b/downloads/teacher/04 Units/Unit 02 - Individual Growth and Life Readiness - Me, My Goals, My Money/Lesson 02.13 - The Skittles Market Game and Money Basics Quiz.docx
@@ -365,16 +365,7 @@
         <w:pStyle w:val="Compact"/>
       </w:pPr>
       <w:r>
-        <w:t xml:space="preserve">One fun-size bag of Skittles per student, plus six extra (about 14 to 16 pieces per bag; a 24-student class needs about 30 bags, roughly $15</w:t>
-      </w:r>
-      <w:r>
-        <w:t xml:space="preserve"> </w:t>
-      </w:r>
-      <w:r>
-        <w:rPr>
-          <w:rStyle w:val="TeacherNote"/>
-        </w:rPr>
-        <w:t xml:space="preserve">[update]). [Sal: add this to the Unit 2 materials budget.]</w:t>
+        <w:t xml:space="preserve">One fun-size bag of Skittles per student, plus six extra (about 14 to 16 pieces per bag; a 24-student class needs about 30 bags, roughly $15).</w:t>
       </w:r>
     </w:p>
     <w:p>
@@ -386,7 +377,7 @@
         <w:pStyle w:val="Compact"/>
       </w:pPr>
       <w:r>
-        <w:t xml:space="preserve">Non-food version: a tub of colored paper clips in five colors, 15 per student, mixed in a cup per student (a box of 500 assorted clips covers a class, about $8 [update])</w:t>
+        <w:t xml:space="preserve">Non-food version: a tub of colored paper clips in five colors, 15 per student, mixed in a cup per student (a box of 500 assorted clips covers a class, about $8)</w:t>
       </w:r>
     </w:p>
     <w:p>
@@ -513,15 +504,6 @@
       </w:pPr>
       <w:r>
         <w:t xml:space="preserve">A prize for the winner</w:t>
-      </w:r>
-      <w:r>
-        <w:t xml:space="preserve"> </w:t>
-      </w:r>
-      <w:r>
-        <w:rPr>
-          <w:rStyle w:val="TeacherNote"/>
-        </w:rPr>
-        <w:t xml:space="preserve">[Sal: a homework pass, or whatever your room uses]</w:t>
       </w:r>
     </w:p>
     <w:p>
@@ -1030,7 +1012,7 @@
               <w:jc w:val="left"/>
             </w:pPr>
             <w:r>
-              <w:t xml:space="preserve">Slide 5 to 8. Ask in order: Who won? Did anyone win who traded the most? What did the bankers end up with, and how many trades did they make (zero)? Where did every Skittle in the house jar come from? Did the total in the room go up or down? Then the turn:</w:t>
+              <w:t xml:space="preserve">Slides 5 to 8. Ask in order: Who won? Did anyone win who traded the most? What did the bankers end up with, and how many trades did they make (zero)? Where did every Skittle in the house jar come from? Did the total in the room go up or down? Then the turn:</w:t>
             </w:r>
             <w:r>
               <w:t xml:space="preserve"> </w:t>
@@ -1422,7 +1404,7 @@
         <w:pStyle w:val="Compact"/>
       </w:pPr>
       <w:r>
-        <w:t xml:space="preserve">Grade 8 stretch: the bankers each compute the house’s take per round and report which fee structure earned the house the most; one student designs a Round 4 fee structure that would make the house even more, and the class says whether anyone would trade under it. Preview of CTE FCL 5. d): compare a checking account with a $12 monthly fee and free transactions to one with no monthly fee and a $0.50 per-transaction fee [update], for a person who makes 10 transactions a month and one who makes 40.</w:t>
+        <w:t xml:space="preserve">Grade 8 stretch: the bankers each compute the house’s take per round and report which fee structure earned the house the most; one student designs a Round 4 fee structure that would make the house even more, and the class says whether anyone would trade under it. Preview of CTE FCL 5. d): compare a checking account with a $12 monthly fee and free transactions to one with no monthly fee and a $0.50 per-transaction fee, for a person who makes 10 transactions a month and one who makes 40.</w:t>
       </w:r>
     </w:p>
     <w:p>
@@ -1794,15 +1776,6 @@
       <w:r>
         <w:t xml:space="preserve">trading apps and how they make money; this debrief is the setup.</w:t>
       </w:r>
-      <w:r>
-        <w:t xml:space="preserve"> </w:t>
-      </w:r>
-      <w:r>
-        <w:rPr>
-          <w:rStyle w:val="TeacherNote"/>
-        </w:rPr>
-        <w:t xml:space="preserve">[Sal: this was your design. If the Island Negotiation Game from your Brentwood file fits Unit 7, this game is its younger cousin.]</w:t>
-      </w:r>
     </w:p>
     <w:p>
       <w:pPr>
@@ -1895,7 +1868,7 @@
         <w:pStyle w:val="Compact"/>
       </w:pPr>
       <w:r>
-        <w:t xml:space="preserve">Skittles allergen statement: check the current package and the manufacturer’s site each year; the setup note reflects the original US product in 2026 [update].</w:t>
+        <w:t xml:space="preserve">Skittles allergen statement: check the current package and the manufacturer’s site each year; the setup note reflects the original US product in 2026.</w:t>
       </w:r>
     </w:p>
     <w:p>
@@ -1907,22 +1880,7 @@
         <w:pStyle w:val="Compact"/>
       </w:pPr>
       <w:r>
-        <w:t xml:space="preserve">Sal’s own materials: The Skittles Market Game, original design, full lesson in</w:t>
-      </w:r>
-      <w:r>
-        <w:t xml:space="preserve"> </w:t>
-      </w:r>
-      <w:r>
-        <w:rPr>
-          <w:rStyle w:val="VerbatimChar"/>
-        </w:rPr>
-        <w:t xml:space="preserve">FPM_Interview_2026-08/02_Curriculum/Prevosto_FACS_Curriculum_FullYear.docx</w:t>
-      </w:r>
-      <w:r>
-        <w:t xml:space="preserve"> </w:t>
-      </w:r>
-      <w:r>
-        <w:t xml:space="preserve">(a 55-minute grade 9 to 12 version with a 20-minute open floor and a 20-minute debrief). This version cuts it to 22 minutes, adds the three fee structures and the House Banker role, and moves the</w:t>
+        <w:t xml:space="preserve">My own materials: The Skittles Market Game, my original design (a 55-minute grade 9 to 12 version with a 20-minute open floor and a 20-minute debrief). This version cuts it to 22 minutes, adds the three fee structures and the House Banker role, and moves the</w:t>
       </w:r>
       <w:r>
         <w:t xml:space="preserve"> </w:t>
@@ -1940,7 +1898,7 @@
         <w:t xml:space="preserve"> </w:t>
       </w:r>
       <w:r>
-        <w:t xml:space="preserve">assignment to the optional homework and the quiz scenario. The transaction-tax extension in his Island game notes is the seed of the fee rounds.</w:t>
+        <w:t xml:space="preserve">assignment to the optional homework and the quiz scenario. The transaction-tax extension in my Island game notes is the seed of the fee rounds.</w:t>
       </w:r>
     </w:p>
     <w:p>
@@ -2083,57 +2041,6 @@
       </w:pPr>
       <w:r>
         <w:t xml:space="preserve">Keep the ledgers. The room total lost to the house makes a good opening number for Lesson 2.14.</w:t>
-      </w:r>
-    </w:p>
-    <w:p>
-      <w:pPr>
-        <w:numPr>
-          <w:ilvl w:val="0"/>
-          <w:numId w:val="1008"/>
-        </w:numPr>
-        <w:pStyle w:val="Compact"/>
-      </w:pPr>
-      <w:r>
-        <w:rPr>
-          <w:rStyle w:val="TeacherNote"/>
-        </w:rPr>
-        <w:t xml:space="preserve">[Sal: your original debrief line,</w:t>
-      </w:r>
-      <w:r>
-        <w:rPr>
-          <w:rStyle w:val="TeacherNote"/>
-        </w:rPr>
-        <w:t xml:space="preserve"> </w:t>
-      </w:r>
-      <w:r>
-        <w:rPr>
-          <w:rStyle w:val="TeacherNote"/>
-        </w:rPr>
-        <w:t xml:space="preserve">“</w:t>
-      </w:r>
-      <w:r>
-        <w:rPr>
-          <w:rStyle w:val="TeacherNote"/>
-        </w:rPr>
-        <w:t xml:space="preserve">the house does not need you to lose; the house needs you to play,</w:t>
-      </w:r>
-      <w:r>
-        <w:rPr>
-          <w:rStyle w:val="TeacherNote"/>
-        </w:rPr>
-        <w:t xml:space="preserve">”</w:t>
-      </w:r>
-      <w:r>
-        <w:rPr>
-          <w:rStyle w:val="TeacherNote"/>
-        </w:rPr>
-        <w:t xml:space="preserve"> </w:t>
-      </w:r>
-      <w:r>
-        <w:rPr>
-          <w:rStyle w:val="TeacherNote"/>
-        </w:rPr>
-        <w:t xml:space="preserve">is the sentence to end on. Say it once and stop.]</w:t>
       </w:r>
     </w:p>
     <w:sectPr>
